--- a/report/report.docx
+++ b/report/report.docx
@@ -755,7 +755,7 @@
         <w:rPr>
           <w:color w:val="0066CC"/>
         </w:rPr>
-        <w:t>GitHub 仓库地址：https://github.com/[liuluoyan2025]/embodied-intelligence-panda</w:t>
+        <w:t>GitHub 仓库地址：https://github.com/[Blzazw]/embodied-intelligence-panda</w:t>
       </w:r>
     </w:p>
     <w:p>
@@ -1275,11 +1275,6 @@
       </w:pPr>
       <w:r>
         <w:t>4.4 仓库截图</w:t>
-      </w:r>
-    </w:p>
-    <w:p>
-      <w:r>
-        <w:t>（此处插入 GitHub 仓库主页截图、代码结构截图、提交记录截图）</w:t>
       </w:r>
     </w:p>
     <w:p>
@@ -1824,6 +1819,111 @@
         <w:t>最后，具身智能的"难"是有价值的。正是因为物理世界的这种"不配合"，才使得具身智能成为一个极具挑战性的研究领域。理解这种难度，本身就是在理解智能的本质。</w:t>
       </w:r>
     </w:p>
+    <w:p>
+      <w:pPr>
+        <w:jc w:val="center"/>
+      </w:pPr>
+      <w:r>
+        <w:rPr>
+          <w:i/>
+          <w:color w:val="808080"/>
+          <w:sz w:val="18"/>
+        </w:rPr>
+        <w:t>图1：GitHub 仓库主页及代码结构</w:t>
+      </w:r>
+    </w:p>
+    <w:p>
+      <w:pPr>
+        <w:jc w:val="center"/>
+      </w:pPr>
+      <w:r>
+        <w:drawing>
+          <wp:inline xmlns:a="http://schemas.openxmlformats.org/drawingml/2006/main" xmlns:pic="http://schemas.openxmlformats.org/drawingml/2006/picture">
+            <wp:extent cx="4572000" cy="3719899"/>
+            <wp:docPr id="1" name="Picture 1"/>
+            <wp:cNvGraphicFramePr>
+              <a:graphicFrameLocks noChangeAspect="1"/>
+            </wp:cNvGraphicFramePr>
+            <a:graphic>
+              <a:graphicData uri="http://schemas.openxmlformats.org/drawingml/2006/picture">
+                <pic:pic>
+                  <pic:nvPicPr>
+                    <pic:cNvPr id="0" name="screenshot_repo.jpg"/>
+                    <pic:cNvPicPr/>
+                  </pic:nvPicPr>
+                  <pic:blipFill>
+                    <a:blip r:embed="rId9"/>
+                    <a:stretch>
+                      <a:fillRect/>
+                    </a:stretch>
+                  </pic:blipFill>
+                  <pic:spPr>
+                    <a:xfrm>
+                      <a:off x="0" y="0"/>
+                      <a:ext cx="4572000" cy="3719899"/>
+                    </a:xfrm>
+                    <a:prstGeom prst="rect"/>
+                  </pic:spPr>
+                </pic:pic>
+              </a:graphicData>
+            </a:graphic>
+          </wp:inline>
+        </w:drawing>
+      </w:r>
+    </w:p>
+    <w:p/>
+    <w:p>
+      <w:pPr>
+        <w:jc w:val="center"/>
+      </w:pPr>
+      <w:r>
+        <w:rPr>
+          <w:i/>
+          <w:color w:val="808080"/>
+          <w:sz w:val="18"/>
+        </w:rPr>
+        <w:t>图2：GitHub 提交记录</w:t>
+      </w:r>
+    </w:p>
+    <w:p>
+      <w:pPr>
+        <w:jc w:val="center"/>
+      </w:pPr>
+      <w:r>
+        <w:drawing>
+          <wp:inline xmlns:a="http://schemas.openxmlformats.org/drawingml/2006/main" xmlns:pic="http://schemas.openxmlformats.org/drawingml/2006/picture">
+            <wp:extent cx="4572000" cy="3719899"/>
+            <wp:docPr id="2" name="Picture 2"/>
+            <wp:cNvGraphicFramePr>
+              <a:graphicFrameLocks noChangeAspect="1"/>
+            </wp:cNvGraphicFramePr>
+            <a:graphic>
+              <a:graphicData uri="http://schemas.openxmlformats.org/drawingml/2006/picture">
+                <pic:pic>
+                  <pic:nvPicPr>
+                    <pic:cNvPr id="0" name="screenshot_commits.jpg"/>
+                    <pic:cNvPicPr/>
+                  </pic:nvPicPr>
+                  <pic:blipFill>
+                    <a:blip r:embed="rId10"/>
+                    <a:stretch>
+                      <a:fillRect/>
+                    </a:stretch>
+                  </pic:blipFill>
+                  <pic:spPr>
+                    <a:xfrm>
+                      <a:off x="0" y="0"/>
+                      <a:ext cx="4572000" cy="3719899"/>
+                    </a:xfrm>
+                    <a:prstGeom prst="rect"/>
+                  </pic:spPr>
+                </pic:pic>
+              </a:graphicData>
+            </a:graphic>
+          </wp:inline>
+        </w:drawing>
+      </w:r>
+    </w:p>
     <w:sectPr>
       <w:pgSz w:w="12240" w:h="15840"/>
       <w:pgMar w:top="1417" w:right="1417" w:bottom="1417" w:left="1417" w:header="720" w:footer="720" w:gutter="0"/>
